--- a/Introduction_Notes.docx
+++ b/Introduction_Notes.docx
@@ -12,23 +12,41 @@
     </w:p>
     <w:p>
       <w:r>
-        <w:t>In this lesson, we explore the fundamentals of databases—an essential subject for anyone pursuing a career in Cloud or DevOps engineering. Understanding how databases function is vital not only for software development but also for operations. Database servers are deployed and managed by operations engineers, while software developers design applications that interact with these databases. Mastering both aspects is key to designing effective software architectures.</w:t>
+        <w:t>Hello, and welcome to the DevOps and Cloud Prerequisites lesson. My name is Mumshad Mannambeth, and I will be your instructor throughout this course.</w:t>
         <w:br/>
         <w:br/>
-        <w:t>For DevOps professionals, understanding database deployment, how applications connect to databases, and troubleshooting common connectivity issues is crucial. You'll frequently work in environments where applications interface with databases, and the concepts discussed in this lesson will help you replicate these scenarios locally.</w:t>
+        <w:t>DevOps and cloud computing rank among the top trends in the IT industry today. At KodeKloud, we provide a broad range of learning paths and courses on DevOps and cloud-native technologies, including Docker, Kubernetes, and OpenShift. We also delve into automation and infrastructure-as-code tools like Ansible and Terraform, as well as cloud platforms such as AWS, GCP, and Azure.</w:t>
         <w:br/>
         <w:br/>
-        <w:t>Stack Overflow insights reveal that the most widely used databases generally fall into two primary categories: SQL and NoSQL. The image below from a Stack Overflow survey illustrates a database popularity chart that highlights MySQL and MongoDB, with MySQL leading at 54%.</w:t>
+        <w:t>For many beginners, one common challenge is knowing where to start. When embarking on a Cloud and DevOps journey, fundamental topics sometimes seem overlooked. You might wonder:</w:t>
+        <w:br/>
+        <w:br/>
+        <w:t>* Which lab environment is best: local or cloud-based? Why choose one over the other?</w:t>
+        <w:br/>
+        <w:t>* How should you configure your lab environment to maximize learning?</w:t>
+        <w:br/>
+        <w:t>* What steps can you take to overcome obstacles when transitioning from Windows to Linux?</w:t>
+        <w:br/>
+        <w:t>* What essential networking concepts—like IP addresses, ports, and routing—do you need in order to set up Virtual Machines (VMs) effectively?</w:t>
+        <w:br/>
+        <w:t>* How do you build, package, and deploy applications written in languages such as Java, NodeJS, or Python?</w:t>
+        <w:br/>
+        <w:t>* What strategies will help you troubleshoot issues with web servers, application servers, and databases?</w:t>
+        <w:br/>
+        <w:t>* How do you interpret and work with configuration files in JSON, YAML, or JSONPath format?</w:t>
         <w:br/>
         <w:br/>
         <w:br/>
         <w:br/>
-        <w:t>While MySQL and PostgreSQL are two of the leading SQL databases, MongoDB, Redis, and DynamoDB represent some of the top NoSQL alternatives. Although Redis and Elasticsearch might not appear as traditional databases, they are classified based on their data storage and manipulation techniques. In this lesson, we will focus on two types of databases:</w:t>
+        <w:t>Below is an overview of the course structure:</w:t>
         <w:br/>
         <w:br/>
-        <w:t>* A SQL-based database (MySQL)</w:t>
         <w:br/>
-        <w:t>* A NoSQL database (MongoDB)</w:t>
+        <w:br/>
+        <w:t>The course features engaging video lectures and interactive, hands-on labs. Video lectures introduce you to key fundamental concepts through dynamic illustrations and animations. Immediately following each lecture, you can put your new knowledge into practice with interactive demos and hands-on scenarios that mimic real-world environments. These labs open in your browser without the need to set up your own infrastructure.</w:t>
+        <w:br/>
+        <w:br/>
+        <w:t>If you ever face challenges during the labs, hints are available to guide you along, and our vibrant community is al</w:t>
       </w:r>
     </w:p>
     <w:p>
@@ -36,156 +54,12 @@
         <w:pStyle w:val="Heading1"/>
       </w:pPr>
       <w:r>
-        <w:t>SQL vs. NoSQL Databases</w:t>
+        <w:t>Course Topics</w:t>
       </w:r>
     </w:p>
     <w:p>
       <w:r>
-        <w:t>Traditionally, SQL databases are organized in tables, where data is stored in rows and columns. For example, consider a table that holds information about individuals: each row represents a person, and each column represents a specific detail (like name, age, etc.). If additional details—such as salary or grades—need to be recorded, a new column is added. However, this can often result in many empty cells when the details do not apply to every record.</w:t>
-      </w:r>
-    </w:p>
-    <w:p>
-      <w:r>
-        <w:t>In contrast, NoSQL databases store data as documents. Each document contains all relevant information for an individual and can have a unique structure. For instance, work-related records may include a salary field, while student records might contain grades. This flexibility ensures that changes to one document do not affect others. Although NoSQL databases can store simple key-value pairs, they often handle complex data in JSON format, making JSON a critical skill for developers and DevOps engineers alike.</w:t>
-      </w:r>
-    </w:p>
-    <w:p>
-      <w:r>
-        <w:t>Here is how NoSQL documents can represent data differently from SQL tables:</w:t>
-      </w:r>
-    </w:p>
-    <w:p>
-      <w:r>
-        <w:t>```json theme=</w:t>
-      </w:r>
-    </w:p>
-    <w:p>
-      <w:r>
-        <w:t>```</w:t>
-      </w:r>
-    </w:p>
-    <w:p>
-      <w:r>
-        <w:t>```json theme=</w:t>
-      </w:r>
-    </w:p>
-    <w:p>
-      <w:r>
-        <w:t>```</w:t>
-      </w:r>
-    </w:p>
-    <w:p>
-      <w:r>
-        <w:t>```json theme=</w:t>
-      </w:r>
-    </w:p>
-    <w:p>
-      <w:r>
-        <w:t>```</w:t>
-      </w:r>
-    </w:p>
-    <w:p>
-      <w:r>
-        <w:t>```json theme=</w:t>
-      </w:r>
-    </w:p>
-    <w:p>
-      <w:r>
-        <w:t>```</w:t>
-      </w:r>
-    </w:p>
-    <w:p>
-      <w:r>
-        <w:t>```json theme=</w:t>
-      </w:r>
-    </w:p>
-    <w:p>
-      <w:r>
-        <w:t>```</w:t>
-      </w:r>
-    </w:p>
-    <w:p>
-      <w:r>
-        <w:t>In a SQL database, each person's data is stored in a row within a table, while in a NoSQL database, each document is part of a collection. SQL queries are used for retrieving and filtering data from structured tables, and NoSQL databases like MongoDB have their own query syntax for handling JSON-like documents.</w:t>
-      </w:r>
-    </w:p>
-    <w:p>
-      <w:r>
-        <w:t>The image below compares SQL tables with NoSQL collections, clearly illustrating the differences in data representation:</w:t>
-      </w:r>
-    </w:p>
-    <w:p>
-      <w:pPr>
-        <w:pStyle w:val="Heading1"/>
-      </w:pPr>
-      <w:r>
-        <w:t>Comparing SQL and NoSQL Databases</w:t>
-      </w:r>
-    </w:p>
-    <w:p>
-      <w:r>
-        <w:t xml:space="preserve"> |  Feature         |  SQL Databases                     |  NoSQL Databases                        | </w:t>
-        <w:br/>
-        <w:t xml:space="preserve"> |  --------------  |  --------------------------------  |  -------------------------------------  | </w:t>
-        <w:br/>
-        <w:t xml:space="preserve"> |  Data Model      |  Tabular (rows and columns)        |  Document-based (JSON-like)             | </w:t>
-        <w:br/>
-        <w:t xml:space="preserve"> |  Schema          |  Rigid and predefined              |  Dynamic and flexible                   | </w:t>
-        <w:br/>
-        <w:t xml:space="preserve"> |  Query Language  |  SQL                               |  Varies (e.g., MongoDB Query Language)  | </w:t>
-        <w:br/>
-        <w:t xml:space="preserve"> |  Use Case        |  Structured data and transactions  |  Unstructured or semi-structured data   | </w:t>
-      </w:r>
-    </w:p>
-    <w:p>
-      <w:pPr>
-        <w:pStyle w:val="Heading1"/>
-      </w:pPr>
-      <w:r>
-        <w:t>Querying Data</w:t>
-      </w:r>
-    </w:p>
-    <w:p>
-      <w:r>
-        <w:t>Below are examples of how to query data from both a SQL database and a NoSQL database using MongoDB:</w:t>
-      </w:r>
-    </w:p>
-    <w:p>
-      <w:r>
-        <w:t>**SQL Query**</w:t>
-      </w:r>
-    </w:p>
-    <w:p>
-      <w:r>
-        <w:t>```sql theme=</w:t>
-        <w:br/>
-        <w:t>SELECT * FROM persons WHERE age &gt; 10;</w:t>
-        <w:br/>
-        <w:t>```</w:t>
-      </w:r>
-    </w:p>
-    <w:p>
-      <w:r>
-        <w:t>**MongoDB Query**</w:t>
-      </w:r>
-    </w:p>
-    <w:p>
-      <w:r>
-        <w:t>```javascript theme=</w:t>
-        <w:br/>
-        <w:t>db.persons.find( });</w:t>
-        <w:br/>
-        <w:t>```</w:t>
-      </w:r>
-    </w:p>
-    <w:p>
-      <w:r>
-        <w:t>Both queries retrieve all records of individuals older than 10 from their respective data stores. Today, both SQL and NoSQL databases are widely used. Traditional SQL databases like MySQL, PostgreSQL, and Microsoft SQL Server are popular for structured data and transactions, whereas NoSQL solutions like MongoDB, DynamoDB, and Cassandra offer scalability and flexibility for modern applications.</w:t>
-      </w:r>
-    </w:p>
-    <w:p>
-      <w:r>
-        <w:t>For more information on databases, consider visiting:</w:t>
+        <w:t>In this course, you will cover the following essential topics:</w:t>
       </w:r>
     </w:p>
     <w:p>
@@ -193,7 +67,7 @@
         <w:pStyle w:val="ListBullet"/>
       </w:pPr>
       <w:r>
-        <w:t>[Kubernetes Basics](https://kubernetes.io/docs/concepts/overview/what-is-kubernetes/)</w:t>
+        <w:t>**Linux Fundamentals:** Gain an introductory understanding of Linux, including an exploration of various distributions and devices.</w:t>
       </w:r>
     </w:p>
     <w:p>
@@ -201,7 +75,7 @@
         <w:pStyle w:val="ListBullet"/>
       </w:pPr>
       <w:r>
-        <w:t>[Kubernetes Documentation](https://kubernetes.io/docs/)</w:t>
+        <w:t>**Lab Environment Setup:** Learn how to set up a basic lab environment, with practical guidance on using VirtualBox and troubleshooting common networking issues across multiple VMs.</w:t>
       </w:r>
     </w:p>
     <w:p>
@@ -209,7 +83,7 @@
         <w:pStyle w:val="ListBullet"/>
       </w:pPr>
       <w:r>
-        <w:t>[Docker Hub](https://hub.docker.com/)</w:t>
+        <w:t>**Linux Networking Basics:** Understand crucial networking concepts such as IP addresses, ports, network interfaces, routing, and gateways.</w:t>
       </w:r>
     </w:p>
     <w:p>
@@ -217,7 +91,28 @@
         <w:pStyle w:val="ListBullet"/>
       </w:pPr>
       <w:r>
-        <w:t>[Terraform Registry](https://registry.terraform.io/)</w:t>
+        <w:t>**Data Formats:** Explore common data formats like JSON, YAML, and JSONPath through engaging, hands-on labs.</w:t>
+      </w:r>
+    </w:p>
+    <w:p>
+      <w:pPr>
+        <w:pStyle w:val="ListBullet"/>
+      </w:pPr>
+      <w:r>
+        <w:t>**Applications and Servers:** Get an overview of popular programming languages (Java, Python, NodeJS) from an operations perspective. This section covers tasks such as installing programming languages, downloading application code from GitHub, and configuring web servers (Apache, Tengine, NGINX, etc.).</w:t>
+      </w:r>
+    </w:p>
+    <w:p>
+      <w:pPr>
+        <w:pStyle w:val="ListBullet"/>
+      </w:pPr>
+      <w:r>
+        <w:t>**Database Fundamentals:** Differentiate between SQL and NoSQL databases and learn how to install and configure database systems such as MySQL and MongoDB.</w:t>
+      </w:r>
+    </w:p>
+    <w:p>
+      <w:r>
+        <w:t>If you're ready to establish a solid base in DevOps and Cloud technologies, let's get started with the first section. Enjoy your learning journey!</w:t>
       </w:r>
     </w:p>
     <w:sectPr>
